--- a/Trackify_Weekly_Report_Week_3.docx
+++ b/Trackify_Weekly_Report_Week_3.docx
@@ -328,7 +328,7 @@
                 <w:b/>
                 <w:sz w:val="20"/>
               </w:rPr>
-              <w:t>Module Focus: Group Bill Splitting, Peer Chat, Activity Heatmap, Spending Quiz &amp; Checkpoint 1 Milestone</w:t>
+              <w:t>Module Focus: Multi-Currency Support, Automated Email Monthly Reports, Activity Heatmap &amp; Spending Personality Quiz</w:t>
               <w:br/>
             </w:r>
           </w:p>
@@ -342,7 +342,7 @@
                 <w:rFonts w:ascii="Arial" w:hAnsi="Arial"/>
                 <w:sz w:val="19"/>
               </w:rPr>
-              <w:t>• Group Expense &amp; Bill Splitting Engine: Built groups.js backend routes and GroupDetail.jsx frontend supporting Equal, Custom amount, and Percentage allocation splits with full/partial debt settlement.</w:t>
+              <w:t>• Multi-Currency Preference &amp; Formatting: Added currency configuration (INR, USD, EUR, GBP, etc.) in User Profile and integrated dynamic currency formatting across transaction tables, summaries, and report exports.</w:t>
             </w:r>
           </w:p>
           <w:p>
@@ -355,7 +355,7 @@
                 <w:rFonts w:ascii="Arial" w:hAnsi="Arial"/>
                 <w:sz w:val="19"/>
               </w:rPr>
-              <w:t>• Peer-to-Peer Social Messaging: Implemented Friend.js &amp; Message.js models, friends.js &amp; messages.js API routes, and real-time chat interface in Friends.jsx.</w:t>
+              <w:t>• Automated Monthly Financial Reports via Email: Integrated Nodemailer email delivery mechanism sending formatted monthly financial summaries and transaction highlights directly to user email accounts.</w:t>
             </w:r>
           </w:p>
           <w:p>
@@ -368,7 +368,7 @@
                 <w:rFonts w:ascii="Arial" w:hAnsi="Arial"/>
                 <w:sz w:val="19"/>
               </w:rPr>
-              <w:t>• Activity Heatmap Component: Built ActivityHeatmap.jsx and GET /api/analytics/heatmap endpoint rendering 365-day contribution grid with intensity levels, tooltips, and 90/180/365-day range controls.</w:t>
+              <w:t>• Activity Heatmap Component: Built ActivityHeatmap.jsx and GET /api/analytics/heatmap endpoint rendering a 365-day contribution grid with intensity levels, hover tooltips, and range toggles (90 Days, 180 Days, 1 Year).</w:t>
             </w:r>
           </w:p>
           <w:p>
@@ -394,7 +394,7 @@
                 <w:rFonts w:ascii="Arial" w:hAnsi="Arial"/>
                 <w:sz w:val="19"/>
               </w:rPr>
-              <w:t>• Profile Page Integration &amp; Checkpoint 1: Transferred Activity Heatmap and Spending Quiz badge to Profile.jsx, executed client build, and tagged release checkpoint-1 on GitHub.</w:t>
+              <w:t>• Profile Page Integration &amp; Checkpoint 1: Unified the Spending Personality Assessment card and Activity Heatmap inside Profile.jsx, executed client build, and established Checkpoint 1 milestone tag (checkpoint-1) on GitHub.</w:t>
             </w:r>
           </w:p>
         </w:tc>
@@ -466,7 +466,7 @@
                 <w:rFonts w:ascii="Arial" w:hAnsi="Arial"/>
                 <w:sz w:val="19"/>
               </w:rPr>
-              <w:t>• Perform end-to-end user workflow testing, accessibility audits, and response optimization across devices.</w:t>
+              <w:t>• Extend social group expense splitting features (Equal, Custom, Percentage splits) and peer debt settlement tracking.</w:t>
             </w:r>
           </w:p>
           <w:p>
@@ -479,7 +479,7 @@
                 <w:rFonts w:ascii="Arial" w:hAnsi="Arial"/>
                 <w:sz w:val="19"/>
               </w:rPr>
-              <w:t>• Prepare final project documentation, demonstration recordings, and staging deployment.</w:t>
+              <w:t>• Develop interactive financial goal tracking and recurring subscription management.</w:t>
             </w:r>
           </w:p>
         </w:tc>
@@ -523,7 +523,7 @@
           <w:rFonts w:ascii="Arial" w:hAnsi="Arial"/>
           <w:sz w:val="19"/>
         </w:rPr>
-        <w:t>2. Trackify Project Walkthrough &amp; Implementation Specification Documents</w:t>
+        <w:t>2. Nodemailer Mail Transport API Guide | Trackify Technical Specification</w:t>
       </w:r>
     </w:p>
     <w:p>

--- a/Trackify_Weekly_Report_Week_3.docx
+++ b/Trackify_Weekly_Report_Week_3.docx
@@ -328,8 +328,60 @@
                 <w:b/>
                 <w:sz w:val="20"/>
               </w:rPr>
-              <w:t>Module Focus: Multi-Currency Support, Automated Email Monthly Reports, Activity Heatmap &amp; Spending Personality Quiz</w:t>
+              <w:t>Module Focus: Group Bill Splitting, Peer Chat, Activity Heatmap, Spending Quiz, Multi-Currency &amp; Email Reports (Checkpoint 1)</w:t>
               <w:br/>
+            </w:r>
+          </w:p>
+          <w:p>
+            <w:pPr>
+              <w:spacing w:before="40" w:after="60"/>
+              <w:ind w:left="288"/>
+            </w:pPr>
+            <w:r>
+              <w:rPr>
+                <w:rFonts w:ascii="Arial" w:hAnsi="Arial"/>
+                <w:sz w:val="19"/>
+              </w:rPr>
+              <w:t>• Group Expense &amp; Bill Splitting Engine: Built groups.js backend routes and GroupDetail.jsx frontend supporting Equal, Custom amount, and Percentage allocation splits with full/partial debt settlement.</w:t>
+            </w:r>
+          </w:p>
+          <w:p>
+            <w:pPr>
+              <w:spacing w:before="40" w:after="60"/>
+              <w:ind w:left="288"/>
+            </w:pPr>
+            <w:r>
+              <w:rPr>
+                <w:rFonts w:ascii="Arial" w:hAnsi="Arial"/>
+                <w:sz w:val="19"/>
+              </w:rPr>
+              <w:t>• Peer-to-Peer Social Messaging: Implemented Friend.js &amp; Message.js models, friends.js &amp; messages.js API routes, and real-time chat interface in Friends.jsx.</w:t>
+            </w:r>
+          </w:p>
+          <w:p>
+            <w:pPr>
+              <w:spacing w:before="40" w:after="60"/>
+              <w:ind w:left="288"/>
+            </w:pPr>
+            <w:r>
+              <w:rPr>
+                <w:rFonts w:ascii="Arial" w:hAnsi="Arial"/>
+                <w:sz w:val="19"/>
+              </w:rPr>
+              <w:t>• Activity Heatmap Component: Built ActivityHeatmap.jsx and GET /api/analytics/heatmap endpoint rendering 365-day contribution grid with intensity levels, tooltips, and 90/180/365-day range controls.</w:t>
+            </w:r>
+          </w:p>
+          <w:p>
+            <w:pPr>
+              <w:spacing w:before="40" w:after="60"/>
+              <w:ind w:left="288"/>
+            </w:pPr>
+            <w:r>
+              <w:rPr>
+                <w:rFonts w:ascii="Arial" w:hAnsi="Arial"/>
+                <w:sz w:val="19"/>
+              </w:rPr>
+              <w:t>• Spending Personality Quiz: Created Quiz.jsx assessment with 5 behavioral questions, archetype score calculation (Master Saver 🛡️, Balanced Budgeter 📈, Experience Enthusiast 🛍️, Impulse Adventurer ⚡), saving profile badges to MongoDB.</w:t>
             </w:r>
           </w:p>
           <w:p>
@@ -356,32 +408,6 @@
                 <w:sz w:val="19"/>
               </w:rPr>
               <w:t>• Automated Monthly Financial Reports via Email: Integrated Nodemailer email delivery mechanism sending formatted monthly financial summaries and transaction highlights directly to user email accounts.</w:t>
-            </w:r>
-          </w:p>
-          <w:p>
-            <w:pPr>
-              <w:spacing w:before="40" w:after="60"/>
-              <w:ind w:left="288"/>
-            </w:pPr>
-            <w:r>
-              <w:rPr>
-                <w:rFonts w:ascii="Arial" w:hAnsi="Arial"/>
-                <w:sz w:val="19"/>
-              </w:rPr>
-              <w:t>• Activity Heatmap Component: Built ActivityHeatmap.jsx and GET /api/analytics/heatmap endpoint rendering a 365-day contribution grid with intensity levels, hover tooltips, and range toggles (90 Days, 180 Days, 1 Year).</w:t>
-            </w:r>
-          </w:p>
-          <w:p>
-            <w:pPr>
-              <w:spacing w:before="40" w:after="60"/>
-              <w:ind w:left="288"/>
-            </w:pPr>
-            <w:r>
-              <w:rPr>
-                <w:rFonts w:ascii="Arial" w:hAnsi="Arial"/>
-                <w:sz w:val="19"/>
-              </w:rPr>
-              <w:t>• Spending Personality Quiz: Created Quiz.jsx assessment with 5 behavioral questions, archetype score calculation (Master Saver 🛡️, Balanced Budgeter 📈, Experience Enthusiast 🛍️, Impulse Adventurer ⚡), and MongoDB profile persistence.</w:t>
             </w:r>
           </w:p>
           <w:p>
@@ -466,7 +492,7 @@
                 <w:rFonts w:ascii="Arial" w:hAnsi="Arial"/>
                 <w:sz w:val="19"/>
               </w:rPr>
-              <w:t>• Extend social group expense splitting features (Equal, Custom, Percentage splits) and peer debt settlement tracking.</w:t>
+              <w:t>• Extend group bill splitting algorithm to support dynamic currency conversion for international shared expenses.</w:t>
             </w:r>
           </w:p>
           <w:p>
@@ -479,7 +505,7 @@
                 <w:rFonts w:ascii="Arial" w:hAnsi="Arial"/>
                 <w:sz w:val="19"/>
               </w:rPr>
-              <w:t>• Develop interactive financial goal tracking and recurring subscription management.</w:t>
+              <w:t>• Develop interactive financial goal tracker and automated recurring subscription manager.</w:t>
             </w:r>
           </w:p>
         </w:tc>

--- a/Trackify_Weekly_Report_Week_3.docx
+++ b/Trackify_Weekly_Report_Week_3.docx
@@ -328,7 +328,7 @@
                 <w:b/>
                 <w:sz w:val="20"/>
               </w:rPr>
-              <w:t>Module Focus: Group Bill Splitting, Peer Chat, Activity Heatmap, Spending Quiz, Multi-Currency &amp; Email Reports (Checkpoint 1)</w:t>
+              <w:t>Module Focus: Multi-Currency Preference Support &amp; Automated Email Monthly Reports (Checkpoint 1)</w:t>
               <w:br/>
             </w:r>
           </w:p>
@@ -342,7 +342,7 @@
                 <w:rFonts w:ascii="Arial" w:hAnsi="Arial"/>
                 <w:sz w:val="19"/>
               </w:rPr>
-              <w:t>• Group Expense &amp; Bill Splitting Engine: Built groups.js backend routes and GroupDetail.jsx frontend supporting Equal, Custom amount, and Percentage allocation splits with full/partial debt settlement.</w:t>
+              <w:t>• Multi-Currency Preference &amp; Formatting: Implemented multi-currency preference selection (INR, USD, EUR, GBP, etc.) in User Profile and integrated dynamic currency formatting across transaction tables, summaries, and report exports.</w:t>
             </w:r>
           </w:p>
           <w:p>
@@ -355,7 +355,7 @@
                 <w:rFonts w:ascii="Arial" w:hAnsi="Arial"/>
                 <w:sz w:val="19"/>
               </w:rPr>
-              <w:t>• Peer-to-Peer Social Messaging: Implemented Friend.js &amp; Message.js models, friends.js &amp; messages.js API routes, and real-time chat interface in Friends.jsx.</w:t>
+              <w:t>• Automated Monthly Financial Reports via Email: Developed Nodemailer email delivery mechanism sending formatted monthly financial summaries and transaction highlights directly to user email accounts.</w:t>
             </w:r>
           </w:p>
           <w:p>
@@ -368,59 +368,7 @@
                 <w:rFonts w:ascii="Arial" w:hAnsi="Arial"/>
                 <w:sz w:val="19"/>
               </w:rPr>
-              <w:t>• Activity Heatmap Component: Built ActivityHeatmap.jsx and GET /api/analytics/heatmap endpoint rendering 365-day contribution grid with intensity levels, tooltips, and 90/180/365-day range controls.</w:t>
-            </w:r>
-          </w:p>
-          <w:p>
-            <w:pPr>
-              <w:spacing w:before="40" w:after="60"/>
-              <w:ind w:left="288"/>
-            </w:pPr>
-            <w:r>
-              <w:rPr>
-                <w:rFonts w:ascii="Arial" w:hAnsi="Arial"/>
-                <w:sz w:val="19"/>
-              </w:rPr>
-              <w:t>• Spending Personality Quiz: Created Quiz.jsx assessment with 5 behavioral questions, archetype score calculation (Master Saver 🛡️, Balanced Budgeter 📈, Experience Enthusiast 🛍️, Impulse Adventurer ⚡), saving profile badges to MongoDB.</w:t>
-            </w:r>
-          </w:p>
-          <w:p>
-            <w:pPr>
-              <w:spacing w:before="40" w:after="60"/>
-              <w:ind w:left="288"/>
-            </w:pPr>
-            <w:r>
-              <w:rPr>
-                <w:rFonts w:ascii="Arial" w:hAnsi="Arial"/>
-                <w:sz w:val="19"/>
-              </w:rPr>
-              <w:t>• Multi-Currency Preference &amp; Formatting: Added currency configuration (INR, USD, EUR, GBP, etc.) in User Profile and integrated dynamic currency formatting across transaction tables, summaries, and report exports.</w:t>
-            </w:r>
-          </w:p>
-          <w:p>
-            <w:pPr>
-              <w:spacing w:before="40" w:after="60"/>
-              <w:ind w:left="288"/>
-            </w:pPr>
-            <w:r>
-              <w:rPr>
-                <w:rFonts w:ascii="Arial" w:hAnsi="Arial"/>
-                <w:sz w:val="19"/>
-              </w:rPr>
-              <w:t>• Automated Monthly Financial Reports via Email: Integrated Nodemailer email delivery mechanism sending formatted monthly financial summaries and transaction highlights directly to user email accounts.</w:t>
-            </w:r>
-          </w:p>
-          <w:p>
-            <w:pPr>
-              <w:spacing w:before="40" w:after="60"/>
-              <w:ind w:left="288"/>
-            </w:pPr>
-            <w:r>
-              <w:rPr>
-                <w:rFonts w:ascii="Arial" w:hAnsi="Arial"/>
-                <w:sz w:val="19"/>
-              </w:rPr>
-              <w:t>• Profile Page Integration &amp; Checkpoint 1: Unified the Spending Personality Assessment card and Activity Heatmap inside Profile.jsx, executed client build, and established Checkpoint 1 milestone tag (checkpoint-1) on GitHub.</w:t>
+              <w:t>• Checkpoint 1 Verification &amp; Production Build: Executed client production build (npm run build), unified features on Profile.jsx, and tagged release checkpoint-1 on GitHub.</w:t>
             </w:r>
           </w:p>
         </w:tc>
@@ -492,7 +440,7 @@
                 <w:rFonts w:ascii="Arial" w:hAnsi="Arial"/>
                 <w:sz w:val="19"/>
               </w:rPr>
-              <w:t>• Extend group bill splitting algorithm to support dynamic currency conversion for international shared expenses.</w:t>
+              <w:t>• Extend multi-currency support to group expense splitting and debt settlement ledgers.</w:t>
             </w:r>
           </w:p>
           <w:p>
@@ -505,7 +453,7 @@
                 <w:rFonts w:ascii="Arial" w:hAnsi="Arial"/>
                 <w:sz w:val="19"/>
               </w:rPr>
-              <w:t>• Develop interactive financial goal tracker and automated recurring subscription manager.</w:t>
+              <w:t>• Develop automated recurring subscription tracker and spending alert notifications.</w:t>
             </w:r>
           </w:p>
         </w:tc>
